--- a/reports/Milestone-2-3-Report.docx
+++ b/reports/Milestone-2-3-Report.docx
@@ -268,7 +268,7 @@
                 <w:sz w:val="20"/>
                 <w:szCs w:val="20"/>
               </w:rPr>
-              <w:t xml:space="preserve">The admin's New Application wizard now creates a real, database-backed Application, Lease Agreement, and Equipment Unit in one submission — including the uploaded driver's license / government ID. Previously the Submit button was disabled and nothing was saved.</w:t>
+              <w:t xml:space="preserve">Both the admin's New Application wizard and the customer's own self-service wizard now create a real, database-backed Application, Lease Agreement, and Equipment Unit in one submission — including the uploaded driver's license / government ID. Previously the Submit button was disabled and nothing was saved.</w:t>
             </w:r>
           </w:p>
         </w:tc>
@@ -317,7 +317,7 @@
                 <w:sz w:val="20"/>
                 <w:szCs w:val="20"/>
               </w:rPr>
-              <w:t xml:space="preserve">Full-term &amp; EPO pricing engine</w:t>
+              <w:t xml:space="preserve">Customer self-service applications</w:t>
             </w:r>
           </w:p>
         </w:tc>
@@ -341,7 +341,7 @@
                 <w:sz w:val="20"/>
                 <w:szCs w:val="20"/>
               </w:rPr>
-              <w:t xml:space="preserve">The exact pricing formulas from the signed lease agreement (full rental-purchase price, and the 90-day-cutoff Early Purchase Option formula) are now built into the backend, not just the wizard preview. Verified against the client's real contract: Total Rental-Purchase Price computed as $10,909.08 and Early Purchase Option prices matched exactly at every month of the term.</w:t>
+              <w:t xml:space="preserve">A customer can start their own application directly from their My Lease dashboard (“+ New Application”) — the identical 4-step wizard, pricing engine, and risk scoring as the admin side, minus only the admin-only fields (which customer to apply for, salesperson name). It lands in the exact same Applications queue an admin reviews, and the customer can track it on their own My Applications page.</w:t>
             </w:r>
           </w:p>
         </w:tc>
@@ -390,7 +390,7 @@
                 <w:sz w:val="20"/>
                 <w:szCs w:val="20"/>
               </w:rPr>
-              <w:t xml:space="preserve">Automatic payment schedule</w:t>
+              <w:t xml:space="preserve">Full-term &amp; EPO pricing engine</w:t>
             </w:r>
           </w:p>
         </w:tc>
@@ -413,7 +413,7 @@
                 <w:sz w:val="20"/>
                 <w:szCs w:val="20"/>
               </w:rPr>
-              <w:t xml:space="preserve">The moment an application is marked Approved, the system generates the full monthly payment schedule automatically (36 rows for a 36-month lease, correct due dates and amounts) — no manual data entry required.</w:t>
+              <w:t xml:space="preserve">The exact pricing formulas from the signed lease agreement (full rental-purchase price, and the 90-day-cutoff Early Purchase Option formula) are now built into the backend, not just the wizard preview. Verified against the client's real contract: Total Rental-Purchase Price computed as $10,909.08 and Early Purchase Option prices matched exactly at every month of the term.</w:t>
             </w:r>
           </w:p>
         </w:tc>
@@ -462,7 +462,7 @@
                 <w:sz w:val="20"/>
                 <w:szCs w:val="20"/>
               </w:rPr>
-              <w:t xml:space="preserve">Application status pipeline</w:t>
+              <w:t xml:space="preserve">Automatic payment schedule</w:t>
             </w:r>
           </w:p>
         </w:tc>
@@ -486,7 +486,7 @@
                 <w:sz w:val="20"/>
                 <w:szCs w:val="20"/>
               </w:rPr>
-              <w:t xml:space="preserve">Submitted → Under Review → Approved → Completed → Processed → Funded now persists in the database (previously it lived only in the browser and reset on refresh), and drives a real notification to the customer at every step.</w:t>
+              <w:t xml:space="preserve">The moment an application is marked Approved, the system generates the full monthly payment schedule automatically (36 rows for a 36-month lease, correct due dates and amounts) — no manual data entry required.</w:t>
             </w:r>
           </w:p>
         </w:tc>
@@ -535,7 +535,7 @@
                 <w:sz w:val="20"/>
                 <w:szCs w:val="20"/>
               </w:rPr>
-              <w:t xml:space="preserve">Customer portal — real data</w:t>
+              <w:t xml:space="preserve">Application status pipeline</w:t>
             </w:r>
           </w:p>
         </w:tc>
@@ -558,7 +558,7 @@
                 <w:sz w:val="20"/>
                 <w:szCs w:val="20"/>
               </w:rPr>
-              <w:t xml:space="preserve">My Lease dashboard, the lease detail page (Path 1 Full-Term Ownership vs. Path 2 Early Purchase Option), the EPO payoff schedule, and the Payments page all now read from the real database instead of sample data.</w:t>
+              <w:t xml:space="preserve">Submitted → Under Review → Approved → Completed → Processed → Funded now persists in the database (previously it lived only in the browser and reset on refresh), and drives a real notification to the customer at every step.</w:t>
             </w:r>
           </w:p>
         </w:tc>
@@ -607,7 +607,7 @@
                 <w:sz w:val="20"/>
                 <w:szCs w:val="20"/>
               </w:rPr>
-              <w:t xml:space="preserve">Risk scoring engine</w:t>
+              <w:t xml:space="preserve">Customer portal — real data</w:t>
             </w:r>
           </w:p>
         </w:tc>
@@ -631,7 +631,152 @@
                 <w:sz w:val="20"/>
                 <w:szCs w:val="20"/>
               </w:rPr>
+              <w:t xml:space="preserve">My Lease dashboard, the lease detail page (Path 1 Full-Term Ownership vs. Path 2 Early Purchase Option), the EPO payoff schedule, and the Payments page all now read from the real database instead of sample data.</w:t>
+            </w:r>
+          </w:p>
+        </w:tc>
+        <w:tc>
+          <w:tcPr>
+            <w:tcW w:type="dxa" w:w="2560"/>
+            <w:shd w:fill="F2F2F2" w:color="auto" w:val="clear"/>
+            <w:tcMar>
+              <w:top w:type="dxa" w:w="100"/>
+              <w:left w:type="dxa" w:w="120"/>
+              <w:bottom w:type="dxa" w:w="100"/>
+              <w:right w:type="dxa" w:w="120"/>
+            </w:tcMar>
+          </w:tcPr>
+          <w:p>
+            <w:r>
+              <w:rPr>
+                <w:b w:val="false"/>
+                <w:bCs w:val="false"/>
+                <w:color w:val="171717"/>
+                <w:sz w:val="20"/>
+                <w:szCs w:val="20"/>
+              </w:rPr>
+              <w:t xml:space="preserve">Done</w:t>
+            </w:r>
+          </w:p>
+        </w:tc>
+      </w:tr>
+      <w:tr>
+        <w:tc>
+          <w:tcPr>
+            <w:tcW w:type="dxa" w:w="2400"/>
+            <w:tcMar>
+              <w:top w:type="dxa" w:w="100"/>
+              <w:left w:type="dxa" w:w="120"/>
+              <w:bottom w:type="dxa" w:w="100"/>
+              <w:right w:type="dxa" w:w="120"/>
+            </w:tcMar>
+          </w:tcPr>
+          <w:p>
+            <w:r>
+              <w:rPr>
+                <w:b w:val="false"/>
+                <w:bCs w:val="false"/>
+                <w:color w:val="171717"/>
+                <w:sz w:val="20"/>
+                <w:szCs w:val="20"/>
+              </w:rPr>
+              <w:t xml:space="preserve">Risk scoring engine</w:t>
+            </w:r>
+          </w:p>
+        </w:tc>
+        <w:tc>
+          <w:tcPr>
+            <w:tcW w:type="dxa" w:w="5100"/>
+            <w:tcMar>
+              <w:top w:type="dxa" w:w="100"/>
+              <w:left w:type="dxa" w:w="120"/>
+              <w:bottom w:type="dxa" w:w="100"/>
+              <w:right w:type="dxa" w:w="120"/>
+            </w:tcMar>
+          </w:tcPr>
+          <w:p>
+            <w:r>
+              <w:rPr>
+                <w:b w:val="false"/>
+                <w:bCs w:val="false"/>
+                <w:color w:val="171717"/>
+                <w:sz w:val="20"/>
+                <w:szCs w:val="20"/>
+              </w:rPr>
               <w:t xml:space="preserve">Identity and employment verification status are computed from the information actually on file; bank verification reflects the real Plaid connection; the background check is automatically flagged when gross monthly income falls under the standard 3× monthly-payment underwriting ratio.</w:t>
+            </w:r>
+          </w:p>
+        </w:tc>
+        <w:tc>
+          <w:tcPr>
+            <w:tcW w:type="dxa" w:w="2560"/>
+            <w:tcMar>
+              <w:top w:type="dxa" w:w="100"/>
+              <w:left w:type="dxa" w:w="120"/>
+              <w:bottom w:type="dxa" w:w="100"/>
+              <w:right w:type="dxa" w:w="120"/>
+            </w:tcMar>
+          </w:tcPr>
+          <w:p>
+            <w:r>
+              <w:rPr>
+                <w:b w:val="false"/>
+                <w:bCs w:val="false"/>
+                <w:color w:val="171717"/>
+                <w:sz w:val="20"/>
+                <w:szCs w:val="20"/>
+              </w:rPr>
+              <w:t xml:space="preserve">Done</w:t>
+            </w:r>
+          </w:p>
+        </w:tc>
+      </w:tr>
+      <w:tr>
+        <w:tc>
+          <w:tcPr>
+            <w:tcW w:type="dxa" w:w="2400"/>
+            <w:shd w:fill="F2F2F2" w:color="auto" w:val="clear"/>
+            <w:tcMar>
+              <w:top w:type="dxa" w:w="100"/>
+              <w:left w:type="dxa" w:w="120"/>
+              <w:bottom w:type="dxa" w:w="100"/>
+              <w:right w:type="dxa" w:w="120"/>
+            </w:tcMar>
+          </w:tcPr>
+          <w:p>
+            <w:r>
+              <w:rPr>
+                <w:b w:val="false"/>
+                <w:bCs w:val="false"/>
+                <w:color w:val="171717"/>
+                <w:sz w:val="20"/>
+                <w:szCs w:val="20"/>
+              </w:rPr>
+              <w:t xml:space="preserve">Plaid bank verification — full flow</w:t>
+            </w:r>
+          </w:p>
+        </w:tc>
+        <w:tc>
+          <w:tcPr>
+            <w:tcW w:type="dxa" w:w="5100"/>
+            <w:shd w:fill="F2F2F2" w:color="auto" w:val="clear"/>
+            <w:tcMar>
+              <w:top w:type="dxa" w:w="100"/>
+              <w:left w:type="dxa" w:w="120"/>
+              <w:bottom w:type="dxa" w:w="100"/>
+              <w:right w:type="dxa" w:w="120"/>
+            </w:tcMar>
+          </w:tcPr>
+          <w:p>
+            <w:r>
+              <w:rPr>
+                <w:b w:val="false"/>
+                <w:bCs w:val="false"/>
+                <w:color w:val="171717"/>
+                <w:sz w:val="20"/>
+                <w:szCs w:val="20"/>
+              </w:rPr>
+              <w:t xml:space="preserve">Confirmed end to end with real, live screenshots: the customer clicks Connect on their Account page, the real Outdoor-Fix-branded Plaid Link popup opens, they search and pick their institution, review the data-sharing consent screen, sign in, and land back on the Account page showing a verified badge with a real timestamp — which immediately updates their Risk Profile on the admin side.</w:t>
             </w:r>
           </w:p>
         </w:tc>
@@ -1413,7 +1558,20 @@
           <w:sz w:val="24"/>
           <w:szCs w:val="24"/>
         </w:rPr>
-        <w:t xml:space="preserve">3.1 Submitting an application</w:t>
+        <w:t xml:space="preserve">3.1 Submitting an application — admin or customer</w:t>
+      </w:r>
+    </w:p>
+    <w:p>
+      <w:pPr>
+        <w:spacing w:after="160" w:line="276"/>
+      </w:pPr>
+      <w:r>
+        <w:rPr>
+          <w:color w:val="171717"/>
+          <w:sz w:val="21"/>
+          <w:szCs w:val="21"/>
+        </w:rPr>
+        <w:t xml:space="preserve">An application can start from either side now, and both paths run through the exact same engine and land in the exact same review queue:</w:t>
       </w:r>
     </w:p>
     <w:p>
@@ -1423,15 +1581,15 @@
           <w:ilvl w:val="0"/>
           <w:numId w:val="2"/>
         </w:numPr>
-        <w:spacing w:after="120" w:line="270"/>
-      </w:pPr>
-      <w:r>
-        <w:rPr>
-          <w:color w:val="171717"/>
-          <w:sz w:val="21"/>
-          <w:szCs w:val="21"/>
-        </w:rPr>
-        <w:t xml:space="preserve">An admin with Application Review access opens New Lease Application and works through the 4-step wizard: Equipment, Lease Details, Customer Info, and Risk &amp; Verification — selecting an existing registered customer and uploading their driver's license or government ID.</w:t>
+        <w:spacing w:after="90" w:line="270"/>
+      </w:pPr>
+      <w:r>
+        <w:rPr>
+          <w:color w:val="171717"/>
+          <w:sz w:val="21"/>
+          <w:szCs w:val="21"/>
+        </w:rPr>
+        <w:t xml:space="preserve">Admin-initiated: an admin with Application Review access opens New Lease Application and picks which registered customer it's for.</w:t>
       </w:r>
     </w:p>
     <w:p>
@@ -1441,6 +1599,24 @@
           <w:ilvl w:val="0"/>
           <w:numId w:val="2"/>
         </w:numPr>
+        <w:spacing w:after="90" w:line="270"/>
+      </w:pPr>
+      <w:r>
+        <w:rPr>
+          <w:color w:val="171717"/>
+          <w:sz w:val="21"/>
+          <w:szCs w:val="21"/>
+        </w:rPr>
+        <w:t xml:space="preserve">Customer self-service: the customer clicks “+ New Application” right on their own My Lease dashboard — the identical wizard, just without a customer picker, since it already knows who's applying.</w:t>
+      </w:r>
+    </w:p>
+    <w:p>
+      <w:pPr>
+        <w:pStyle w:val="ListParagraph"/>
+        <w:numPr>
+          <w:ilvl w:val="0"/>
+          <w:numId w:val="3"/>
+        </w:numPr>
         <w:spacing w:after="120" w:line="270"/>
       </w:pPr>
       <w:r>
@@ -1449,7 +1625,375 @@
           <w:sz w:val="21"/>
           <w:szCs w:val="21"/>
         </w:rPr>
+        <w:t xml:space="preserve">Either way, the same 4-step wizard is used: Equipment, Lease Details, Customer Info, and Risk &amp; Verification — including uploading a driver's license or government ID.</w:t>
+      </w:r>
+    </w:p>
+    <w:p>
+      <w:pPr>
+        <w:pStyle w:val="ListParagraph"/>
+        <w:numPr>
+          <w:ilvl w:val="0"/>
+          <w:numId w:val="3"/>
+        </w:numPr>
+        <w:spacing w:after="120" w:line="270"/>
+      </w:pPr>
+      <w:r>
+        <w:rPr>
+          <w:color w:val="171717"/>
+          <w:sz w:val="21"/>
+          <w:szCs w:val="21"/>
+        </w:rPr>
         <w:t xml:space="preserve">On Submit, the system creates three records at once: the Equipment Unit (make, model, serial number), the Application (starts at “Submitted”), and the Lease Agreement (cash price, term, monthly rental, tax rate, security deposit, AutoPay, LDW, promo code).</w:t>
+      </w:r>
+    </w:p>
+    <w:p>
+      <w:pPr>
+        <w:pStyle w:val="ListParagraph"/>
+        <w:numPr>
+          <w:ilvl w:val="0"/>
+          <w:numId w:val="3"/>
+        </w:numPr>
+        <w:spacing w:after="120" w:line="270"/>
+      </w:pPr>
+      <w:r>
+        <w:rPr>
+          <w:color w:val="171717"/>
+          <w:sz w:val="21"/>
+          <w:szCs w:val="21"/>
+        </w:rPr>
+        <w:t xml:space="preserve">The customer's profile is updated with their mailing address, date of birth, driver's license number, residence type, years at residence, employment status, and gross monthly income. The uploaded ID document is saved to secure, private storage.</w:t>
+      </w:r>
+    </w:p>
+    <w:p>
+      <w:pPr>
+        <w:pStyle w:val="ListParagraph"/>
+        <w:numPr>
+          <w:ilvl w:val="0"/>
+          <w:numId w:val="3"/>
+        </w:numPr>
+        <w:spacing w:after="120" w:line="270"/>
+      </w:pPr>
+      <w:r>
+        <w:rPr>
+          <w:color w:val="171717"/>
+          <w:sz w:val="21"/>
+          <w:szCs w:val="21"/>
+        </w:rPr>
+        <w:t xml:space="preserve">Immediately, the underwriting check runs: if the residence type is an apartment, the application is auto-declined right there with a policy note — no manual review needed.</w:t>
+      </w:r>
+    </w:p>
+    <w:p>
+      <w:pPr>
+        <w:pStyle w:val="ListParagraph"/>
+        <w:numPr>
+          <w:ilvl w:val="0"/>
+          <w:numId w:val="3"/>
+        </w:numPr>
+        <w:spacing w:after="120" w:line="270"/>
+      </w:pPr>
+      <w:r>
+        <w:rPr>
+          <w:color w:val="171717"/>
+          <w:sz w:val="21"/>
+          <w:szCs w:val="21"/>
+        </w:rPr>
+        <w:t xml:space="preserve">The risk-scoring engine runs and creates the customer's Risk Profile: identity and employment verification are marked verified once the required information is on file, bank verification reflects whether the customer has connected their bank via Plaid, and the background check is automatically flagged if their income doesn't meet the standard 3× monthly-payment ratio.</w:t>
+      </w:r>
+    </w:p>
+    <w:p>
+      <w:pPr>
+        <w:pStyle w:val="ListParagraph"/>
+        <w:numPr>
+          <w:ilvl w:val="0"/>
+          <w:numId w:val="3"/>
+        </w:numPr>
+        <w:spacing w:after="120" w:line="270"/>
+      </w:pPr>
+      <w:r>
+        <w:rPr>
+          <w:color w:val="171717"/>
+          <w:sz w:val="21"/>
+          <w:szCs w:val="21"/>
+        </w:rPr>
+        <w:t xml:space="preserve">Every admin with Application Review access (or full access) gets a real notification the moment the application comes in.</w:t>
+      </w:r>
+    </w:p>
+    <w:p>
+      <w:pPr>
+        <w:pStyle w:val="Heading2"/>
+        <w:spacing w:after="120" w:before="260"/>
+      </w:pPr>
+      <w:r>
+        <w:rPr>
+          <w:b/>
+          <w:bCs/>
+          <w:color w:val="C1272D"/>
+          <w:sz w:val="24"/>
+          <w:szCs w:val="24"/>
+        </w:rPr>
+        <w:t xml:space="preserve">3.2 Reviewing and advancing the application</w:t>
+      </w:r>
+    </w:p>
+    <w:p>
+      <w:pPr>
+        <w:pStyle w:val="ListParagraph"/>
+        <w:numPr>
+          <w:ilvl w:val="0"/>
+          <w:numId w:val="3"/>
+        </w:numPr>
+        <w:spacing w:after="120" w:line="270"/>
+      </w:pPr>
+      <w:r>
+        <w:rPr>
+          <w:color w:val="171717"/>
+          <w:sz w:val="21"/>
+          <w:szCs w:val="21"/>
+        </w:rPr>
+        <w:t xml:space="preserve">The admin opens the application's detail page and sees everything that was just captured: customer info, lease terms, the equipment unit, and the full risk profile — all real, all editable.</w:t>
+      </w:r>
+    </w:p>
+    <w:p>
+      <w:pPr>
+        <w:pStyle w:val="ListParagraph"/>
+        <w:numPr>
+          <w:ilvl w:val="0"/>
+          <w:numId w:val="3"/>
+        </w:numPr>
+        <w:spacing w:after="120" w:line="270"/>
+      </w:pPr>
+      <w:r>
+        <w:rPr>
+          <w:color w:val="171717"/>
+          <w:sz w:val="21"/>
+          <w:szCs w:val="21"/>
+        </w:rPr>
+        <w:t xml:space="preserve">Using the Take Action buttons, the admin moves the application forward: Submitted → Under Review → Approved → Completed → Processed → Funded (or declines it at any point, with a reason recorded).</w:t>
+      </w:r>
+    </w:p>
+    <w:p>
+      <w:pPr>
+        <w:pStyle w:val="ListParagraph"/>
+        <w:numPr>
+          <w:ilvl w:val="0"/>
+          <w:numId w:val="3"/>
+        </w:numPr>
+        <w:spacing w:after="120" w:line="270"/>
+      </w:pPr>
+      <w:r>
+        <w:rPr>
+          <w:color w:val="171717"/>
+          <w:sz w:val="21"/>
+          <w:szCs w:val="21"/>
+        </w:rPr>
+        <w:t xml:space="preserve">The moment the application reaches Approved, the system locks in the agreed terms and automatically generates the entire monthly payment schedule — one row per month, correct due dates and amounts, with no manual entry.</w:t>
+      </w:r>
+    </w:p>
+    <w:p>
+      <w:pPr>
+        <w:pStyle w:val="ListParagraph"/>
+        <w:numPr>
+          <w:ilvl w:val="0"/>
+          <w:numId w:val="3"/>
+        </w:numPr>
+        <w:spacing w:after="120" w:line="270"/>
+      </w:pPr>
+      <w:r>
+        <w:rPr>
+          <w:color w:val="171717"/>
+          <w:sz w:val="21"/>
+          <w:szCs w:val="21"/>
+        </w:rPr>
+        <w:t xml:space="preserve">At every status change, the customer gets a real notification (“Your application is now under review,” “was approved,” “is funded — your lease is active,” etc.).</w:t>
+      </w:r>
+    </w:p>
+    <w:p>
+      <w:pPr>
+        <w:pStyle w:val="Heading2"/>
+        <w:spacing w:after="120" w:before="260"/>
+      </w:pPr>
+      <w:r>
+        <w:rPr>
+          <w:b/>
+          <w:bCs/>
+          <w:color w:val="C1272D"/>
+          <w:sz w:val="24"/>
+          <w:szCs w:val="24"/>
+        </w:rPr>
+        <w:t xml:space="preserve">3.3 The customer's live lease</w:t>
+      </w:r>
+    </w:p>
+    <w:p>
+      <w:pPr>
+        <w:pStyle w:val="ListParagraph"/>
+        <w:numPr>
+          <w:ilvl w:val="0"/>
+          <w:numId w:val="3"/>
+        </w:numPr>
+        <w:spacing w:after="120" w:line="270"/>
+      </w:pPr>
+      <w:r>
+        <w:rPr>
+          <w:color w:val="171717"/>
+          <w:sz w:val="21"/>
+          <w:szCs w:val="21"/>
+        </w:rPr>
+        <w:t xml:space="preserve">Once Funded, the lease appears immediately on the customer's My Lease dashboard — no delay, no separate step.</w:t>
+      </w:r>
+    </w:p>
+    <w:p>
+      <w:pPr>
+        <w:pStyle w:val="ListParagraph"/>
+        <w:numPr>
+          <w:ilvl w:val="0"/>
+          <w:numId w:val="3"/>
+        </w:numPr>
+        <w:spacing w:after="120" w:line="270"/>
+      </w:pPr>
+      <w:r>
+        <w:rPr>
+          <w:color w:val="171717"/>
+          <w:sz w:val="21"/>
+          <w:szCs w:val="21"/>
+        </w:rPr>
+        <w:t xml:space="preserve">The lease detail page shows both ownership paths side by side: Path 1 (Full-Term Ownership) with a live progress bar toward the total rental-purchase price, and Path 2 (Early Purchase Option) with today's exact buyout price.</w:t>
+      </w:r>
+    </w:p>
+    <w:p>
+      <w:pPr>
+        <w:pStyle w:val="ListParagraph"/>
+        <w:numPr>
+          <w:ilvl w:val="0"/>
+          <w:numId w:val="3"/>
+        </w:numPr>
+        <w:spacing w:after="120" w:line="270"/>
+      </w:pPr>
+      <w:r>
+        <w:rPr>
+          <w:color w:val="171717"/>
+          <w:sz w:val="21"/>
+          <w:szCs w:val="21"/>
+        </w:rPr>
+        <w:t xml:space="preserve">The full EPO Payoff Schedule page shows the buyout price at every future month — computed by the same formula, live, not a static table.</w:t>
+      </w:r>
+    </w:p>
+    <w:p>
+      <w:pPr>
+        <w:pStyle w:val="ListParagraph"/>
+        <w:numPr>
+          <w:ilvl w:val="0"/>
+          <w:numId w:val="3"/>
+        </w:numPr>
+        <w:spacing w:after="120" w:line="270"/>
+      </w:pPr>
+      <w:r>
+        <w:rPr>
+          <w:color w:val="171717"/>
+          <w:sz w:val="21"/>
+          <w:szCs w:val="21"/>
+        </w:rPr>
+        <w:t xml:space="preserve">The Payments page shows the complete real payment history and every upcoming due date pulled straight from the schedule generated in step 3.2.</w:t>
+      </w:r>
+    </w:p>
+    <w:p>
+      <w:pPr>
+        <w:pStyle w:val="Heading2"/>
+        <w:spacing w:after="120" w:before="260"/>
+      </w:pPr>
+      <w:r>
+        <w:rPr>
+          <w:b/>
+          <w:bCs/>
+          <w:color w:val="C1272D"/>
+          <w:sz w:val="24"/>
+          <w:szCs w:val="24"/>
+        </w:rPr>
+        <w:t xml:space="preserve">3.4 Marking a payment and watching everything update</w:t>
+      </w:r>
+    </w:p>
+    <w:p>
+      <w:pPr>
+        <w:pStyle w:val="ListParagraph"/>
+        <w:numPr>
+          <w:ilvl w:val="0"/>
+          <w:numId w:val="3"/>
+        </w:numPr>
+        <w:spacing w:after="120" w:line="270"/>
+      </w:pPr>
+      <w:r>
+        <w:rPr>
+          <w:color w:val="171717"/>
+          <w:sz w:val="21"/>
+          <w:szCs w:val="21"/>
+        </w:rPr>
+        <w:t xml:space="preserve">When an admin marks a scheduled payment as paid (from the Payment Tracking area), the system records who recorded it, when, and by what method.</w:t>
+      </w:r>
+    </w:p>
+    <w:p>
+      <w:pPr>
+        <w:pStyle w:val="ListParagraph"/>
+        <w:numPr>
+          <w:ilvl w:val="0"/>
+          <w:numId w:val="3"/>
+        </w:numPr>
+        <w:spacing w:after="120" w:line="270"/>
+      </w:pPr>
+      <w:r>
+        <w:rPr>
+          <w:color w:val="171717"/>
+          <w:sz w:val="21"/>
+          <w:szCs w:val="21"/>
+        </w:rPr>
+        <w:t xml:space="preserve">The lease's “payments made” count updates immediately, and every Early Purchase Option figure shown anywhere in the app — admin detail page, customer dashboard, EPO schedule — recalculates live from that new count.</w:t>
+      </w:r>
+    </w:p>
+    <w:p>
+      <w:pPr>
+        <w:pStyle w:val="ListParagraph"/>
+        <w:numPr>
+          <w:ilvl w:val="0"/>
+          <w:numId w:val="3"/>
+        </w:numPr>
+        <w:spacing w:after="120" w:line="270"/>
+      </w:pPr>
+      <w:r>
+        <w:rPr>
+          <w:color w:val="171717"/>
+          <w:sz w:val="21"/>
+          <w:szCs w:val="21"/>
+        </w:rPr>
+        <w:t xml:space="preserve">If a customer reaches their full term, the system automatically flips their lease to “owned.”</w:t>
+      </w:r>
+    </w:p>
+    <w:p>
+      <w:pPr>
+        <w:pStyle w:val="Heading1"/>
+        <w:pBdr>
+          <w:bottom w:val="single" w:color="C1272D" w:sz="6" w:space="4"/>
+        </w:pBdr>
+        <w:spacing w:after="160" w:before="360"/>
+      </w:pPr>
+      <w:r>
+        <w:rPr>
+          <w:b/>
+          <w:bCs/>
+          <w:color w:val="171717"/>
+          <w:sz w:val="30"/>
+          <w:szCs w:val="30"/>
+        </w:rPr>
+        <w:t xml:space="preserve">4. The Pricing Formula (Confirmed Against the Signed Contract)</w:t>
+      </w:r>
+    </w:p>
+    <w:p>
+      <w:pPr>
+        <w:spacing w:after="160" w:line="276"/>
+      </w:pPr>
+      <w:r>
+        <w:rPr>
+          <w:color w:val="171717"/>
+          <w:sz w:val="21"/>
+          <w:szCs w:val="21"/>
+        </w:rPr>
+        <w:t xml:space="preserve">This is the same formula confirmed in the earlier Workflow Guide, now verified as actually implemented and running in the database — not just displayed:</w:t>
       </w:r>
     </w:p>
     <w:p>
@@ -1459,15 +2003,15 @@
           <w:ilvl w:val="0"/>
           <w:numId w:val="2"/>
         </w:numPr>
-        <w:spacing w:after="120" w:line="270"/>
-      </w:pPr>
-      <w:r>
-        <w:rPr>
-          <w:color w:val="171717"/>
-          <w:sz w:val="21"/>
-          <w:szCs w:val="21"/>
-        </w:rPr>
-        <w:t xml:space="preserve">The customer's profile is updated with their mailing address, date of birth, driver's license number, residence type, years at residence, employment status, and gross monthly income. The uploaded ID document is saved to secure, private storage.</w:t>
+        <w:spacing w:after="90" w:line="270"/>
+      </w:pPr>
+      <w:r>
+        <w:rPr>
+          <w:color w:val="171717"/>
+          <w:sz w:val="21"/>
+          <w:szCs w:val="21"/>
+        </w:rPr>
+        <w:t xml:space="preserve">Full-term ownership: Total Rental-Purchase Price = Monthly Rental × Term. Verified against the client's real signed agreement: $303.03 × 36 = $10,909.08, exactly.</w:t>
       </w:r>
     </w:p>
     <w:p>
@@ -1477,15 +2021,15 @@
           <w:ilvl w:val="0"/>
           <w:numId w:val="2"/>
         </w:numPr>
-        <w:spacing w:after="120" w:line="270"/>
-      </w:pPr>
-      <w:r>
-        <w:rPr>
-          <w:color w:val="171717"/>
-          <w:sz w:val="21"/>
-          <w:szCs w:val="21"/>
-        </w:rPr>
-        <w:t xml:space="preserve">Immediately, the underwriting check runs: if the residence type is an apartment, the application is auto-declined right there with a policy note — no manual review needed.</w:t>
+        <w:spacing w:after="90" w:line="270"/>
+      </w:pPr>
+      <w:r>
+        <w:rPr>
+          <w:color w:val="171717"/>
+          <w:sz w:val="21"/>
+          <w:szCs w:val="21"/>
+        </w:rPr>
+        <w:t xml:space="preserve">Early Purchase Option, within the first 90 days: Cash Price − Rental payments made to date.</w:t>
       </w:r>
     </w:p>
     <w:p>
@@ -1495,15 +2039,15 @@
           <w:ilvl w:val="0"/>
           <w:numId w:val="2"/>
         </w:numPr>
-        <w:spacing w:after="120" w:line="270"/>
-      </w:pPr>
-      <w:r>
-        <w:rPr>
-          <w:color w:val="171717"/>
-          <w:sz w:val="21"/>
-          <w:szCs w:val="21"/>
-        </w:rPr>
-        <w:t xml:space="preserve">The risk-scoring engine runs and creates the customer's Risk Profile: identity and employment verification are marked verified once the required information is on file, bank verification reflects whether the customer has connected their bank via Plaid, and the background check is automatically flagged if their income doesn't meet the standard 3× monthly-payment ratio.</w:t>
+        <w:spacing w:after="90" w:line="270"/>
+      </w:pPr>
+      <w:r>
+        <w:rPr>
+          <w:color w:val="171717"/>
+          <w:sz w:val="21"/>
+          <w:szCs w:val="21"/>
+        </w:rPr>
+        <w:t xml:space="preserve">Early Purchase Option, after 90 days: Cash Price − (50% × Rental payments scheduled to date) + Rental payments still owed + any additional funds.</w:t>
       </w:r>
     </w:p>
     <w:p>
@@ -1512,356 +2056,6 @@
         <w:numPr>
           <w:ilvl w:val="0"/>
           <w:numId w:val="2"/>
-        </w:numPr>
-        <w:spacing w:after="120" w:line="270"/>
-      </w:pPr>
-      <w:r>
-        <w:rPr>
-          <w:color w:val="171717"/>
-          <w:sz w:val="21"/>
-          <w:szCs w:val="21"/>
-        </w:rPr>
-        <w:t xml:space="preserve">Every admin with Application Review access (or full access) gets a real notification the moment the application comes in.</w:t>
-      </w:r>
-    </w:p>
-    <w:p>
-      <w:pPr>
-        <w:pStyle w:val="Heading2"/>
-        <w:spacing w:after="120" w:before="260"/>
-      </w:pPr>
-      <w:r>
-        <w:rPr>
-          <w:b/>
-          <w:bCs/>
-          <w:color w:val="C1272D"/>
-          <w:sz w:val="24"/>
-          <w:szCs w:val="24"/>
-        </w:rPr>
-        <w:t xml:space="preserve">3.2 Reviewing and advancing the application</w:t>
-      </w:r>
-    </w:p>
-    <w:p>
-      <w:pPr>
-        <w:pStyle w:val="ListParagraph"/>
-        <w:numPr>
-          <w:ilvl w:val="0"/>
-          <w:numId w:val="2"/>
-        </w:numPr>
-        <w:spacing w:after="120" w:line="270"/>
-      </w:pPr>
-      <w:r>
-        <w:rPr>
-          <w:color w:val="171717"/>
-          <w:sz w:val="21"/>
-          <w:szCs w:val="21"/>
-        </w:rPr>
-        <w:t xml:space="preserve">The admin opens the application's detail page and sees everything that was just captured: customer info, lease terms, the equipment unit, and the full risk profile — all real, all editable.</w:t>
-      </w:r>
-    </w:p>
-    <w:p>
-      <w:pPr>
-        <w:pStyle w:val="ListParagraph"/>
-        <w:numPr>
-          <w:ilvl w:val="0"/>
-          <w:numId w:val="2"/>
-        </w:numPr>
-        <w:spacing w:after="120" w:line="270"/>
-      </w:pPr>
-      <w:r>
-        <w:rPr>
-          <w:color w:val="171717"/>
-          <w:sz w:val="21"/>
-          <w:szCs w:val="21"/>
-        </w:rPr>
-        <w:t xml:space="preserve">Using the Take Action buttons, the admin moves the application forward: Submitted → Under Review → Approved → Completed → Processed → Funded (or declines it at any point, with a reason recorded).</w:t>
-      </w:r>
-    </w:p>
-    <w:p>
-      <w:pPr>
-        <w:pStyle w:val="ListParagraph"/>
-        <w:numPr>
-          <w:ilvl w:val="0"/>
-          <w:numId w:val="2"/>
-        </w:numPr>
-        <w:spacing w:after="120" w:line="270"/>
-      </w:pPr>
-      <w:r>
-        <w:rPr>
-          <w:color w:val="171717"/>
-          <w:sz w:val="21"/>
-          <w:szCs w:val="21"/>
-        </w:rPr>
-        <w:t xml:space="preserve">The moment the application reaches Approved, the system locks in the agreed terms and automatically generates the entire monthly payment schedule — one row per month, correct due dates and amounts, with no manual entry.</w:t>
-      </w:r>
-    </w:p>
-    <w:p>
-      <w:pPr>
-        <w:pStyle w:val="ListParagraph"/>
-        <w:numPr>
-          <w:ilvl w:val="0"/>
-          <w:numId w:val="2"/>
-        </w:numPr>
-        <w:spacing w:after="120" w:line="270"/>
-      </w:pPr>
-      <w:r>
-        <w:rPr>
-          <w:color w:val="171717"/>
-          <w:sz w:val="21"/>
-          <w:szCs w:val="21"/>
-        </w:rPr>
-        <w:t xml:space="preserve">At every status change, the customer gets a real notification (“Your application is now under review,” “was approved,” “is funded — your lease is active,” etc.).</w:t>
-      </w:r>
-    </w:p>
-    <w:p>
-      <w:pPr>
-        <w:pStyle w:val="Heading2"/>
-        <w:spacing w:after="120" w:before="260"/>
-      </w:pPr>
-      <w:r>
-        <w:rPr>
-          <w:b/>
-          <w:bCs/>
-          <w:color w:val="C1272D"/>
-          <w:sz w:val="24"/>
-          <w:szCs w:val="24"/>
-        </w:rPr>
-        <w:t xml:space="preserve">3.3 The customer's live lease</w:t>
-      </w:r>
-    </w:p>
-    <w:p>
-      <w:pPr>
-        <w:pStyle w:val="ListParagraph"/>
-        <w:numPr>
-          <w:ilvl w:val="0"/>
-          <w:numId w:val="2"/>
-        </w:numPr>
-        <w:spacing w:after="120" w:line="270"/>
-      </w:pPr>
-      <w:r>
-        <w:rPr>
-          <w:color w:val="171717"/>
-          <w:sz w:val="21"/>
-          <w:szCs w:val="21"/>
-        </w:rPr>
-        <w:t xml:space="preserve">Once Funded, the lease appears immediately on the customer's My Lease dashboard — no delay, no separate step.</w:t>
-      </w:r>
-    </w:p>
-    <w:p>
-      <w:pPr>
-        <w:pStyle w:val="ListParagraph"/>
-        <w:numPr>
-          <w:ilvl w:val="0"/>
-          <w:numId w:val="2"/>
-        </w:numPr>
-        <w:spacing w:after="120" w:line="270"/>
-      </w:pPr>
-      <w:r>
-        <w:rPr>
-          <w:color w:val="171717"/>
-          <w:sz w:val="21"/>
-          <w:szCs w:val="21"/>
-        </w:rPr>
-        <w:t xml:space="preserve">The lease detail page shows both ownership paths side by side: Path 1 (Full-Term Ownership) with a live progress bar toward the total rental-purchase price, and Path 2 (Early Purchase Option) with today's exact buyout price.</w:t>
-      </w:r>
-    </w:p>
-    <w:p>
-      <w:pPr>
-        <w:pStyle w:val="ListParagraph"/>
-        <w:numPr>
-          <w:ilvl w:val="0"/>
-          <w:numId w:val="2"/>
-        </w:numPr>
-        <w:spacing w:after="120" w:line="270"/>
-      </w:pPr>
-      <w:r>
-        <w:rPr>
-          <w:color w:val="171717"/>
-          <w:sz w:val="21"/>
-          <w:szCs w:val="21"/>
-        </w:rPr>
-        <w:t xml:space="preserve">The full EPO Payoff Schedule page shows the buyout price at every future month — computed by the same formula, live, not a static table.</w:t>
-      </w:r>
-    </w:p>
-    <w:p>
-      <w:pPr>
-        <w:pStyle w:val="ListParagraph"/>
-        <w:numPr>
-          <w:ilvl w:val="0"/>
-          <w:numId w:val="2"/>
-        </w:numPr>
-        <w:spacing w:after="120" w:line="270"/>
-      </w:pPr>
-      <w:r>
-        <w:rPr>
-          <w:color w:val="171717"/>
-          <w:sz w:val="21"/>
-          <w:szCs w:val="21"/>
-        </w:rPr>
-        <w:t xml:space="preserve">The Payments page shows the complete real payment history and every upcoming due date pulled straight from the schedule generated in step 3.2.</w:t>
-      </w:r>
-    </w:p>
-    <w:p>
-      <w:pPr>
-        <w:pStyle w:val="Heading2"/>
-        <w:spacing w:after="120" w:before="260"/>
-      </w:pPr>
-      <w:r>
-        <w:rPr>
-          <w:b/>
-          <w:bCs/>
-          <w:color w:val="C1272D"/>
-          <w:sz w:val="24"/>
-          <w:szCs w:val="24"/>
-        </w:rPr>
-        <w:t xml:space="preserve">3.4 Marking a payment and watching everything update</w:t>
-      </w:r>
-    </w:p>
-    <w:p>
-      <w:pPr>
-        <w:pStyle w:val="ListParagraph"/>
-        <w:numPr>
-          <w:ilvl w:val="0"/>
-          <w:numId w:val="2"/>
-        </w:numPr>
-        <w:spacing w:after="120" w:line="270"/>
-      </w:pPr>
-      <w:r>
-        <w:rPr>
-          <w:color w:val="171717"/>
-          <w:sz w:val="21"/>
-          <w:szCs w:val="21"/>
-        </w:rPr>
-        <w:t xml:space="preserve">When an admin marks a scheduled payment as paid (from the Payment Tracking area), the system records who recorded it, when, and by what method.</w:t>
-      </w:r>
-    </w:p>
-    <w:p>
-      <w:pPr>
-        <w:pStyle w:val="ListParagraph"/>
-        <w:numPr>
-          <w:ilvl w:val="0"/>
-          <w:numId w:val="2"/>
-        </w:numPr>
-        <w:spacing w:after="120" w:line="270"/>
-      </w:pPr>
-      <w:r>
-        <w:rPr>
-          <w:color w:val="171717"/>
-          <w:sz w:val="21"/>
-          <w:szCs w:val="21"/>
-        </w:rPr>
-        <w:t xml:space="preserve">The lease's “payments made” count updates immediately, and every Early Purchase Option figure shown anywhere in the app — admin detail page, customer dashboard, EPO schedule — recalculates live from that new count.</w:t>
-      </w:r>
-    </w:p>
-    <w:p>
-      <w:pPr>
-        <w:pStyle w:val="ListParagraph"/>
-        <w:numPr>
-          <w:ilvl w:val="0"/>
-          <w:numId w:val="2"/>
-        </w:numPr>
-        <w:spacing w:after="120" w:line="270"/>
-      </w:pPr>
-      <w:r>
-        <w:rPr>
-          <w:color w:val="171717"/>
-          <w:sz w:val="21"/>
-          <w:szCs w:val="21"/>
-        </w:rPr>
-        <w:t xml:space="preserve">If a customer reaches their full term, the system automatically flips their lease to “owned.”</w:t>
-      </w:r>
-    </w:p>
-    <w:p>
-      <w:pPr>
-        <w:pStyle w:val="Heading1"/>
-        <w:pBdr>
-          <w:bottom w:val="single" w:color="C1272D" w:sz="6" w:space="4"/>
-        </w:pBdr>
-        <w:spacing w:after="160" w:before="360"/>
-      </w:pPr>
-      <w:r>
-        <w:rPr>
-          <w:b/>
-          <w:bCs/>
-          <w:color w:val="171717"/>
-          <w:sz w:val="30"/>
-          <w:szCs w:val="30"/>
-        </w:rPr>
-        <w:t xml:space="preserve">4. The Pricing Formula (Confirmed Against the Signed Contract)</w:t>
-      </w:r>
-    </w:p>
-    <w:p>
-      <w:pPr>
-        <w:spacing w:after="160" w:line="276"/>
-      </w:pPr>
-      <w:r>
-        <w:rPr>
-          <w:color w:val="171717"/>
-          <w:sz w:val="21"/>
-          <w:szCs w:val="21"/>
-        </w:rPr>
-        <w:t xml:space="preserve">This is the same formula confirmed in the earlier Workflow Guide, now verified as actually implemented and running in the database — not just displayed:</w:t>
-      </w:r>
-    </w:p>
-    <w:p>
-      <w:pPr>
-        <w:pStyle w:val="ListParagraph"/>
-        <w:numPr>
-          <w:ilvl w:val="0"/>
-          <w:numId w:val="3"/>
-        </w:numPr>
-        <w:spacing w:after="90" w:line="270"/>
-      </w:pPr>
-      <w:r>
-        <w:rPr>
-          <w:color w:val="171717"/>
-          <w:sz w:val="21"/>
-          <w:szCs w:val="21"/>
-        </w:rPr>
-        <w:t xml:space="preserve">Full-term ownership: Total Rental-Purchase Price = Monthly Rental × Term. Verified against the client's real signed agreement: $303.03 × 36 = $10,909.08, exactly.</w:t>
-      </w:r>
-    </w:p>
-    <w:p>
-      <w:pPr>
-        <w:pStyle w:val="ListParagraph"/>
-        <w:numPr>
-          <w:ilvl w:val="0"/>
-          <w:numId w:val="3"/>
-        </w:numPr>
-        <w:spacing w:after="90" w:line="270"/>
-      </w:pPr>
-      <w:r>
-        <w:rPr>
-          <w:color w:val="171717"/>
-          <w:sz w:val="21"/>
-          <w:szCs w:val="21"/>
-        </w:rPr>
-        <w:t xml:space="preserve">Early Purchase Option, within the first 90 days: Cash Price − Rental payments made to date.</w:t>
-      </w:r>
-    </w:p>
-    <w:p>
-      <w:pPr>
-        <w:pStyle w:val="ListParagraph"/>
-        <w:numPr>
-          <w:ilvl w:val="0"/>
-          <w:numId w:val="3"/>
-        </w:numPr>
-        <w:spacing w:after="90" w:line="270"/>
-      </w:pPr>
-      <w:r>
-        <w:rPr>
-          <w:color w:val="171717"/>
-          <w:sz w:val="21"/>
-          <w:szCs w:val="21"/>
-        </w:rPr>
-        <w:t xml:space="preserve">Early Purchase Option, after 90 days: Cash Price − (50% × Rental payments scheduled to date) + Rental payments still owed + any additional funds.</w:t>
-      </w:r>
-    </w:p>
-    <w:p>
-      <w:pPr>
-        <w:pStyle w:val="ListParagraph"/>
-        <w:numPr>
-          <w:ilvl w:val="0"/>
-          <w:numId w:val="3"/>
         </w:numPr>
         <w:spacing w:after="90" w:line="270"/>
       </w:pPr>
@@ -2611,7 +2805,7 @@
         <w:pStyle w:val="ListParagraph"/>
         <w:numPr>
           <w:ilvl w:val="0"/>
-          <w:numId w:val="3"/>
+          <w:numId w:val="2"/>
         </w:numPr>
         <w:spacing w:after="90" w:line="270"/>
       </w:pPr>
@@ -2629,7 +2823,7 @@
         <w:pStyle w:val="ListParagraph"/>
         <w:numPr>
           <w:ilvl w:val="0"/>
-          <w:numId w:val="3"/>
+          <w:numId w:val="2"/>
         </w:numPr>
         <w:spacing w:after="90" w:line="270"/>
       </w:pPr>
@@ -2647,7 +2841,7 @@
         <w:pStyle w:val="ListParagraph"/>
         <w:numPr>
           <w:ilvl w:val="0"/>
-          <w:numId w:val="3"/>
+          <w:numId w:val="2"/>
         </w:numPr>
         <w:spacing w:after="90" w:line="270"/>
       </w:pPr>
@@ -2665,7 +2859,7 @@
         <w:pStyle w:val="ListParagraph"/>
         <w:numPr>
           <w:ilvl w:val="0"/>
-          <w:numId w:val="3"/>
+          <w:numId w:val="2"/>
         </w:numPr>
         <w:spacing w:after="90" w:line="270"/>
       </w:pPr>
@@ -2683,7 +2877,7 @@
         <w:pStyle w:val="ListParagraph"/>
         <w:numPr>
           <w:ilvl w:val="0"/>
-          <w:numId w:val="3"/>
+          <w:numId w:val="2"/>
         </w:numPr>
         <w:spacing w:after="90" w:line="270"/>
       </w:pPr>
@@ -2933,13 +3127,13 @@
     </w:lvlOverride>
   </w:num>
   <w:num w:numId="2">
-    <w:abstractNumId w:val="3"/>
+    <w:abstractNumId w:val="2"/>
     <w:lvlOverride w:ilvl="0">
       <w:startOverride w:val="1"/>
     </w:lvlOverride>
   </w:num>
   <w:num w:numId="3">
-    <w:abstractNumId w:val="2"/>
+    <w:abstractNumId w:val="3"/>
     <w:lvlOverride w:ilvl="0">
       <w:startOverride w:val="1"/>
     </w:lvlOverride>
